--- a/documents/17-clearhaven-kafka-ingestion-redesign.docx
+++ b/documents/17-clearhaven-kafka-ingestion-redesign.docx
@@ -1589,7 +1589,7 @@
           <w:color w:val="222222"/>
           <w:sz w:val="24"/>
         </w:rPr>
-        <w:t>CLH-5519 is the cutover of the producer side. RailClear (still fictional CSD, still street-side) will publish Avro to a Clearhaven-owned Kafka source connector we run in us-east-1, or, if their team slips, we run a file-to-Kafka pump that tails the SFTP directory and produces per-row instead of per-file. Firm-side moves off the dump to the CDC path Chris Patel sketched in CLH-TDD-2023-002, with a dump fallback for 30 days. Topic name: clh.settlement.inbound.v2. 72 partitions. Schema registry stays on clh-schemareg-01.prod.us-east-1.northstar.internal:8081. Nothing leaves us-east-1. 7-year retain of payloads still goes through recon-archive-worker, not through Kafka retention. Kafka retention stays 3 days. Do not try to satisfy retain with topic retention. We had that argument in 2022. It died.</w:t>
+        <w:t>CLH-5519 is the cutover of the producer side. RailClear (street-side CSD) will publish Avro to a Clearhaven-owned Kafka source connector we run in us-east-1, or, if their team slips, we run a file-to-Kafka pump that tails the SFTP directory and produces per-row instead of per-file. Firm-side moves off the dump to the CDC path Chris Patel sketched in CLH-TDD-2023-002, with a dump fallback for 30 days. Topic name: clh.settlement.inbound.v2. 72 partitions. Schema registry stays on clh-schemareg-01.prod.us-east-1.northstar.internal:8081. Nothing leaves us-east-1. 7-year retain of payloads still goes through recon-archive-worker, not through Kafka retention. Kafka retention stays 3 days. Do not try to satisfy retain with topic retention. We had that argument in 2022. It died.</w:t>
       </w:r>
     </w:p>
     <w:p>
@@ -9083,7 +9083,7 @@
         <w:pStyle w:val="Heading1"/>
       </w:pPr>
       <w:r>
-        <w:t>Working remainder for CLH-TDD-2023-008</w:t>
+        <w:t>Open work after April 11, 2023</w:t>
       </w:r>
     </w:p>
     <w:p>
@@ -9097,7 +9097,7 @@
           <w:color w:val="222222"/>
           <w:sz w:val="24"/>
         </w:rPr>
-        <w:t>The front of Kafka ingestion redesign for Clearhaven settlement feeds is the document. This remainder is the leftover a colleague still trips on: named people, named boxes, named tickets, and the work I still owe after April 11, 2023. It is not a second log and it is not a stack of exhibits with the same stub. If a paragraph fights the decision in the front, strike the paragraph.</w:t>
+        <w:t>What follows is leftover work from Kafka ingestion redesign for Clearhaven settlement feeds: named people, named boxes, named tickets, and the items I still owe. If a paragraph fights the decision in the front of CLH-TDD-2023-008, strike the paragraph.</w:t>
       </w:r>
     </w:p>
     <w:p>
@@ -9251,7 +9251,7 @@
           <w:color w:val="222222"/>
           <w:sz w:val="24"/>
         </w:rPr>
-        <w:t>I will not put replica lag after a count that looked fine on a wiki that drifts. CLH-5519 and this file are the record. If Kavya Menon needs a diagram, they get a permalink, not a photo of a whiteboard. sftp-clh-01.prod.us-east-1.northstar.internal stays out of the diagram title. If a new engineer asks where the leftover lives, I point here. I do not point at a Slack pin from April 11, 2023. Client Clearhaven.</w:t>
+        <w:t>I will not put replica lag after a count that looked fine on a wiki that drifts. CLH-5519 and this file are the record. If Kavya Menon needs a diagram, they get a permalink, not a photo of a whiteboard. sftp-clh-01.prod.us-east-1.northstar.internal stays out of the diagram title. If a new engineer asks where the leftover lives, I point here. I do not point at a Slack pin from April 11, 2023.</w:t>
       </w:r>
     </w:p>
     <w:p>
@@ -11595,7 +11595,7 @@
           <w:color w:val="222222"/>
           <w:sz w:val="24"/>
         </w:rPr>
-        <w:t>People who were absent still get a usable remainder, not a transcript. Helen Cho gets the decision, the refuse, and the date. They do not get a reconstruction of who raised their voice. If they object, they object on CLH-TDD-2023-002. Client Clearhaven. Author Aman Kumar.</w:t>
+        <w:t>People who were absent still get a usable remainder, not a transcript. Helen Cho gets the decision, the refuse, and the date. They do not get a reconstruction of who raised their voice. If they object, they object on CLH-TDD-2023-002.</w:t>
       </w:r>
     </w:p>
     <w:p>
@@ -12640,7 +12640,7 @@
           <w:color w:val="222222"/>
           <w:sz w:val="24"/>
         </w:rPr>
-        <w:t>If you are implementing, keep the rejected alternative dead. If you are on-call, start read-only. If you are Kavya Menon, the ask is unchanged: pick the path in the main body or send it back with a named objection. Sample I would still defend: 93 rows, 5 minutes, freeze respected. Strike this remainder if it ever fights the decision callout. Author Aman Kumar. Client Clearhaven.</w:t>
+        <w:t>If you are implementing, keep the rejected alternative dead. If you are on-call, start read-only. If you are Kavya Menon, the ask is unchanged: pick the path in the main body or send it back with a named objection. Sample I would still defend: 93 rows, 5 minutes, freeze respected. Strike this section if it ever fights the decision callout.</w:t>
       </w:r>
     </w:p>
     <w:p>
@@ -12654,7 +12654,7 @@
           <w:color w:val="222222"/>
           <w:sz w:val="24"/>
         </w:rPr>
-        <w:t>This heading is the reopen rule, not a promise that nothing follows. If we still need words after the bank, they are named leftovers, not another copy of the same stub. the freeze clock versus a 'small apply' is done as a heading when Marcus Bell closes CLH-TDD-2022-021 or writes a new date.</w:t>
+        <w:t>This heading is the reopen rule. the freeze clock versus a 'small apply' is done when Marcus Bell closes CLH-TDD-2022-021 or writes a new date.</w:t>
       </w:r>
     </w:p>
     <w:p>
@@ -13806,7 +13806,7 @@
           <w:color w:val="222222"/>
           <w:sz w:val="24"/>
         </w:rPr>
-        <w:t>I am out of new section shapes. What follows is leftover owners and tickets already in this file, written so a colleague can act. I will not invent another exhibit format to fill a page budget.</w:t>
+        <w:t>Owners and tickets still attached to CLH-TDD-2023-008, written so a colleague can act without hunting Slack. Close is a decision, a refuse, or a new date.</w:t>
       </w:r>
     </w:p>
     <w:p>
@@ -13820,7 +13820,7 @@
           <w:color w:val="222222"/>
           <w:sz w:val="24"/>
         </w:rPr>
-        <w:t>CLH-5519 still sits with Kavya Menon. Host sftp-clh-01.prod.us-east-1.northstar.internal. Due April 22, 2023 unless they write a new date. Close is a decision, a refuse, or that date. I will not accept a status dump. Front-matter number I am not re-arguing: 5519. If this leftover is done, Kavya Menon marks CLH-5519 done. Aman Kumar will not keep a shadow list. Client Clearhaven.</w:t>
+        <w:t>CLH-5519 still sits with Kavya Menon. Host sftp-clh-01.prod.us-east-1.northstar.internal. Due April 22, 2023 unless they write a new date. Close is a decision, a refuse, or that date. I will not accept a status dump. Front-matter number I am not re-arguing: 5519. If this leftover is done, Kavya Menon marks CLH-5519 done. Aman Kumar will not keep a shadow list.</w:t>
       </w:r>
     </w:p>
     <w:p>
@@ -13918,7 +13918,7 @@
           <w:color w:val="222222"/>
           <w:sz w:val="24"/>
         </w:rPr>
-        <w:t>Stop leftover: CLH-TDD-2022-021 is not a twin of CLH-TDD-2023-002. Keep one thread. No Confluent on clh-schemareg-01.prod.us-east-1.northstar.internal. If this paragraph fights the front of CLH-TDD-2023-008, strike it. Due May 6, 2023. Client Clearhaven.</w:t>
+        <w:t>Stop leftover: CLH-TDD-2022-021 is not a twin of CLH-TDD-2023-002. Keep one thread. No Confluent on clh-schemareg-01.prod.us-east-1.northstar.internal. If this paragraph fights the front of CLH-TDD-2023-008, strike it. Due May 6, 2023.</w:t>
       </w:r>
     </w:p>
     <w:p>
@@ -13932,7 +13932,7 @@
           <w:color w:val="222222"/>
           <w:sz w:val="24"/>
         </w:rPr>
-        <w:t>CLH-TDD-2023-002 still sits with Priya Nair. Host clh-kafka-01.prod.us-east-1.northstar.internal. Due May 8, 2023 unless they write a new date. Close is a decision, a refuse, or that date. I will not accept a status dump. Front-matter number I am not re-arguing: 8.2. If this leftover is done, Priya Nair marks CLH-TDD-2023-002 done. Aman Kumar will not keep a shadow list. Client Clearhaven.</w:t>
+        <w:t>CLH-TDD-2023-002 still sits with Priya Nair. Host clh-kafka-01.prod.us-east-1.northstar.internal. Due May 8, 2023 unless they write a new date. Close is a decision, a refuse, or that date. I will not accept a status dump. Front-matter number I am not re-arguing: 8.2. If this leftover is done, Priya Nair marks CLH-TDD-2023-002 done. Aman Kumar will not keep a shadow list.</w:t>
       </w:r>
     </w:p>
     <w:p>
